--- a/strategiaRisolutivaImpiccato.docx
+++ b/strategiaRisolutivaImpiccato.docx
@@ -4,7 +4,43 @@
   <w:body>
     <w:p>
       <w:r>
-        <w:t xml:space="preserve">vorrei creare un gioco con i socket monoclient il gioco dell'impiccato quindi il server ha una parola e il client deve dire la lettera che vuole comunicare al server e il server deve dire se la lettera è giusta o sbagliata. il client puo scegliere se comunicare una lettera oppure se comunicare l'intera parola. al 6 errore il client fa game over. </w:t>
+        <w:t xml:space="preserve">vorrei creare un gioco con i </w:t>
+      </w:r>
+      <w:proofErr w:type="spellStart"/>
+      <w:r>
+        <w:t>socket</w:t>
+      </w:r>
+      <w:proofErr w:type="spellEnd"/>
+      <w:r>
+        <w:t xml:space="preserve"> </w:t>
+      </w:r>
+      <w:proofErr w:type="spellStart"/>
+      <w:r>
+        <w:t>monoclient</w:t>
+      </w:r>
+      <w:proofErr w:type="spellEnd"/>
+      <w:r>
+        <w:t xml:space="preserve"> il gioco dell'impiccato quindi il server ha una parola e il client deve dire la lettera</w:t>
+      </w:r>
+      <w:r>
+        <w:t xml:space="preserve"> o tenta la parola</w:t>
+      </w:r>
+      <w:r>
+        <w:t xml:space="preserve"> che vuole comunicare al server e il server deve dire se la lettera è </w:t>
+      </w:r>
+      <w:r>
+        <w:t>corretta</w:t>
+      </w:r>
+      <w:r>
+        <w:t xml:space="preserve"> o sbagliata. il client </w:t>
+      </w:r>
+      <w:proofErr w:type="spellStart"/>
+      <w:r>
+        <w:t>puo</w:t>
+      </w:r>
+      <w:proofErr w:type="spellEnd"/>
+      <w:r>
+        <w:t xml:space="preserve"> scegliere se comunicare una lettera oppure se comunicare l'intera parola. al 6 errore il client fa game over. </w:t>
       </w:r>
     </w:p>
     <w:p>
@@ -23,24 +59,129 @@
     </w:p>
     <w:p>
       <w:r>
-        <w:t>un arraylist lettere (</w:t>
-      </w:r>
-      <w:r>
-        <w:t xml:space="preserve">la classe </w:t>
-      </w:r>
-      <w:r>
-        <w:t xml:space="preserve">lettere </w:t>
-      </w:r>
-      <w:r>
-        <w:t>sarà</w:t>
-      </w:r>
-      <w:r>
-        <w:t xml:space="preserve"> una classe con due attributi il carattere e bool per dire giusta o sbagliata true è gisuta false è sbagliate) di caratteri che immagazzina le lettere che ha gia mandato al client che erano sbagliate bisogna fare una classe lettere che contiene il carattere cioè la lettera vera e propria e attributo boolean corretta se true allora è corretto</w:t>
-      </w:r>
-    </w:p>
-    <w:p>
-      <w:r>
-        <w:t xml:space="preserve">un arraylist di stringhe che immagazzina le parole </w:t>
+        <w:t xml:space="preserve">creare una istanza della classe </w:t>
+      </w:r>
+      <w:r>
+        <w:t xml:space="preserve">giocatore con attributi: </w:t>
+      </w:r>
+    </w:p>
+    <w:p>
+      <w:r>
+        <w:tab/>
+      </w:r>
+      <w:proofErr w:type="spellStart"/>
+      <w:r>
+        <w:t>parolaDaIndovinare</w:t>
+      </w:r>
+      <w:proofErr w:type="spellEnd"/>
+      <w:r>
+        <w:t xml:space="preserve"> </w:t>
+      </w:r>
+      <w:r>
+        <w:t xml:space="preserve">stringa (in occorrenza la trasformiamo in array di </w:t>
+      </w:r>
+      <w:proofErr w:type="spellStart"/>
+      <w:r>
+        <w:t>char</w:t>
+      </w:r>
+      <w:proofErr w:type="spellEnd"/>
+      <w:r>
+        <w:t>)</w:t>
+      </w:r>
+    </w:p>
+    <w:p>
+      <w:r>
+        <w:tab/>
+      </w:r>
+      <w:proofErr w:type="spellStart"/>
+      <w:r>
+        <w:t>parolaClientAttuale</w:t>
+      </w:r>
+      <w:proofErr w:type="spellEnd"/>
+      <w:r>
+        <w:t xml:space="preserve"> array di </w:t>
+      </w:r>
+      <w:proofErr w:type="spellStart"/>
+      <w:r>
+        <w:t>char</w:t>
+      </w:r>
+      <w:proofErr w:type="spellEnd"/>
+      <w:r>
+        <w:t xml:space="preserve"> inizializzata a _ _ _ _ (tanti trattini quante lettere la parola)</w:t>
+      </w:r>
+    </w:p>
+    <w:p>
+      <w:r>
+        <w:tab/>
+      </w:r>
+      <w:proofErr w:type="spellStart"/>
+      <w:r>
+        <w:t>int</w:t>
+      </w:r>
+      <w:proofErr w:type="spellEnd"/>
+      <w:r>
+        <w:t xml:space="preserve"> vite (quando creiamo l’oggetto lo fissiamo a 6)</w:t>
+      </w:r>
+    </w:p>
+    <w:p>
+      <w:r>
+        <w:tab/>
+      </w:r>
+      <w:proofErr w:type="spellStart"/>
+      <w:proofErr w:type="gramStart"/>
+      <w:r>
+        <w:t>paroleInviate</w:t>
+      </w:r>
+      <w:proofErr w:type="spellEnd"/>
+      <w:proofErr w:type="gramEnd"/>
+      <w:r>
+        <w:t xml:space="preserve"> array</w:t>
+      </w:r>
+      <w:r>
+        <w:t xml:space="preserve"> di </w:t>
+      </w:r>
+      <w:r>
+        <w:t>String</w:t>
+      </w:r>
+    </w:p>
+    <w:p>
+      <w:r>
+        <w:tab/>
+      </w:r>
+      <w:proofErr w:type="spellStart"/>
+      <w:r>
+        <w:t>lettereInviat</w:t>
+      </w:r>
+      <w:r>
+        <w:t>e</w:t>
+      </w:r>
+      <w:r>
+        <w:t>Corrette</w:t>
+      </w:r>
+      <w:proofErr w:type="spellEnd"/>
+      <w:r>
+        <w:t xml:space="preserve"> </w:t>
+      </w:r>
+      <w:r>
+        <w:t>array di caratteri</w:t>
+      </w:r>
+    </w:p>
+    <w:p>
+      <w:r>
+        <w:tab/>
+      </w:r>
+      <w:proofErr w:type="spellStart"/>
+      <w:r>
+        <w:t>lettereInviateSbagliate</w:t>
+      </w:r>
+      <w:proofErr w:type="spellEnd"/>
+      <w:r>
+        <w:t xml:space="preserve"> array di caratteri</w:t>
+      </w:r>
+    </w:p>
+    <w:p>
+      <w:r>
+        <w:t xml:space="preserve">un array di stringhe che immagazzina le parole </w:t>
       </w:r>
       <w:r>
         <w:t>che il client gli ha mandato tentando di indovinare la parola corretta.</w:t>
@@ -139,7 +280,31 @@
     </w:p>
     <w:p>
       <w:r>
-        <w:t>il primo errore disegna la testa (una circonferenza) non riempita dentro mentre al secondo errore il corpo (una linea dritta da sotto la testa) la gamba sinistra (una linea storta verso sinistra di 45°) poi la gamba destra poi il braccio sinistro 45 gradi verso l'alto il braccio destro e muore le vite in tutto sono 6</w:t>
+        <w:t>il primo errore disegna la testa (una circonferenza) non riempita dentro mentre al secondo errore il corpo (una linea dritta da sotto la testa)</w:t>
+      </w:r>
+      <w:r>
+        <w:t xml:space="preserve">,3 errore </w:t>
+      </w:r>
+      <w:r>
+        <w:t>la gamba sinistra (una linea storta verso sinistra di 45°)</w:t>
+      </w:r>
+      <w:r>
+        <w:t>, 4 errore</w:t>
+      </w:r>
+      <w:r>
+        <w:t xml:space="preserve"> poi la gamba destra</w:t>
+      </w:r>
+      <w:r>
+        <w:t xml:space="preserve">, 5 errore </w:t>
+      </w:r>
+      <w:r>
+        <w:t xml:space="preserve">poi il braccio sinistro 45 gradi verso l'alto </w:t>
+      </w:r>
+      <w:r>
+        <w:t xml:space="preserve">6 errore </w:t>
+      </w:r>
+      <w:r>
+        <w:t>il braccio destro e muore le vite in tutto sono 6</w:t>
       </w:r>
     </w:p>
     <w:p>
@@ -150,165 +315,1197 @@
         <w:t>può</w:t>
       </w:r>
       <w:r>
-        <w:t xml:space="preserve"> inserire e sotto tutte le lettere che ha inviato. quelle giuste contorno in verde quelle sbagliate in rosso prima le sbagliate poi sotto le corrette</w:t>
-      </w:r>
-      <w:r>
-        <w:t xml:space="preserve">. Se il client invia una lettera che ha gia inviato in precedenza succede questo: client invia la lettera il server, il server controlla prima se la lettera è presente nell’array list di quelle già inviate se si restituisce al client una stringa di errore da far vedere sopra al campo di inserimento che dice che quella lettera è gia stata inserita. E quindi ne fa inserire un'altra senza scalare vite. Sia se la lettera è giusta sia sbagliata nel caso in cui è già stata inserita si interrompe subito. </w:t>
-      </w:r>
-    </w:p>
-    <w:p>
-      <w:r>
-        <w:t>in basso a destra  l'inserimento della parola per intero non un unico campo ma per ogni lettera un campo di inserimento  e anche qui sotto l'elenco delle parole sbagliate tramite array list di stringhe</w:t>
+        <w:t xml:space="preserve"> inserire e sotto tutte le lettere che ha inviato. quelle </w:t>
+      </w:r>
+      <w:proofErr w:type="gramStart"/>
+      <w:r>
+        <w:t>giuste contorno</w:t>
+      </w:r>
+      <w:proofErr w:type="gramEnd"/>
+      <w:r>
+        <w:t xml:space="preserve"> in verde quelle sbagliate in rosso prima le sbagliate poi sotto le corrette</w:t>
+      </w:r>
+      <w:r>
+        <w:t>. Se il client invia una lettera che ha gia inviato in precedenza succede questo: client invia la lettera il server, il server controlla prima se la lettera è presente nell’array</w:t>
+      </w:r>
+      <w:r>
+        <w:t xml:space="preserve"> </w:t>
+      </w:r>
+      <w:r>
+        <w:t xml:space="preserve">di quelle già inviate se si restituisce al client una stringa di errore da far vedere sopra al campo di inserimento che dice che quella lettera è gia stata inserita. E quindi ne fa inserire un'altra senza scalare vite. Sia se la lettera è </w:t>
+      </w:r>
+      <w:r>
+        <w:t>corretta</w:t>
+      </w:r>
+      <w:r>
+        <w:t xml:space="preserve"> sia sbagliata nel caso in cui è già stata inserita si interrompe subito. </w:t>
+      </w:r>
+    </w:p>
+    <w:p>
+      <w:r>
+        <w:lastRenderedPageBreak/>
+        <w:t xml:space="preserve">in basso a </w:t>
+      </w:r>
+      <w:proofErr w:type="gramStart"/>
+      <w:r>
+        <w:t>destra  l'inserimento</w:t>
+      </w:r>
+      <w:proofErr w:type="gramEnd"/>
+      <w:r>
+        <w:t xml:space="preserve"> della parola per intero non un unico campo ma per ogni lettera un campo di </w:t>
+      </w:r>
+      <w:proofErr w:type="gramStart"/>
+      <w:r>
+        <w:t>inserimento  e</w:t>
+      </w:r>
+      <w:proofErr w:type="gramEnd"/>
+      <w:r>
+        <w:t xml:space="preserve"> anche qui sotto l'elenco delle parole sbagliate tramite array di stringhe</w:t>
       </w:r>
     </w:p>
     <w:p/>
     <w:p>
       <w:r>
+        <w:t xml:space="preserve">per la grafica sei libero basta che sia semplice e chiara usa </w:t>
+      </w:r>
+      <w:proofErr w:type="spellStart"/>
+      <w:r>
+        <w:t>jpanel</w:t>
+      </w:r>
+      <w:proofErr w:type="spellEnd"/>
+      <w:r>
+        <w:t xml:space="preserve"> non usare metodi </w:t>
+      </w:r>
+      <w:proofErr w:type="spellStart"/>
+      <w:r>
+        <w:t>diffiili</w:t>
+      </w:r>
+      <w:proofErr w:type="spellEnd"/>
+      <w:r>
+        <w:t xml:space="preserve"> di </w:t>
+      </w:r>
+      <w:proofErr w:type="spellStart"/>
+      <w:r>
+        <w:t>jpanel</w:t>
+      </w:r>
+      <w:proofErr w:type="spellEnd"/>
+      <w:r>
+        <w:t xml:space="preserve"> fai cose semplici e fai un solo pannello</w:t>
+      </w:r>
+    </w:p>
+    <w:p/>
+    <w:p>
+      <w:r>
+        <w:t>la parola il server l</w:t>
+      </w:r>
+      <w:r>
+        <w:t xml:space="preserve">a ha </w:t>
+      </w:r>
+      <w:r>
+        <w:t xml:space="preserve">come </w:t>
+      </w:r>
+      <w:r>
+        <w:t>array</w:t>
+      </w:r>
+      <w:r>
+        <w:t xml:space="preserve"> di caratteri per controllare se il client ha inserito una lettera corretta </w:t>
+      </w:r>
+      <w:r>
+        <w:t xml:space="preserve">faremo un metodo: </w:t>
+      </w:r>
+      <w:proofErr w:type="spellStart"/>
+      <w:r>
+        <w:t>restituisceIndiceLettera</w:t>
+      </w:r>
+      <w:proofErr w:type="spellEnd"/>
+      <w:r>
+        <w:t xml:space="preserve"> che passa tutti i caratteri dell’array e se non trova la lettera inviata all’interno della parola restituisce</w:t>
+      </w:r>
+      <w:r>
+        <w:t xml:space="preserve"> un array con alla posizione numero 0 il numero </w:t>
+      </w:r>
+      <w:r>
+        <w:t xml:space="preserve">-1. Altrimenti se la trova aggiunge all’array </w:t>
+      </w:r>
+      <w:proofErr w:type="spellStart"/>
+      <w:proofErr w:type="gramStart"/>
+      <w:r>
+        <w:t>indiciLettere</w:t>
+      </w:r>
+      <w:proofErr w:type="spellEnd"/>
+      <w:proofErr w:type="gramEnd"/>
+      <w:r>
+        <w:t xml:space="preserve"> l’indice della lettera e lo fa </w:t>
+      </w:r>
+      <w:proofErr w:type="spellStart"/>
+      <w:r>
+        <w:t>finche</w:t>
+      </w:r>
+      <w:proofErr w:type="spellEnd"/>
+      <w:r>
+        <w:t xml:space="preserve"> non finisce la parola</w:t>
+      </w:r>
+      <w:r>
+        <w:t xml:space="preserve">. Quindi nella parola casa se viene inserita la lettera </w:t>
+      </w:r>
+      <w:proofErr w:type="gramStart"/>
+      <w:r>
+        <w:t>a la</w:t>
+      </w:r>
+      <w:proofErr w:type="gramEnd"/>
+      <w:r>
+        <w:t xml:space="preserve"> funzione restituirà un array (che verrà salvato dentro a </w:t>
+      </w:r>
+      <w:proofErr w:type="spellStart"/>
+      <w:r>
+        <w:t>indiciLettere</w:t>
+      </w:r>
+      <w:proofErr w:type="spellEnd"/>
+      <w:r>
+        <w:t xml:space="preserve">) con alla </w:t>
+      </w:r>
+      <w:proofErr w:type="spellStart"/>
+      <w:r>
+        <w:t>posziione</w:t>
+      </w:r>
+      <w:proofErr w:type="spellEnd"/>
+      <w:r>
+        <w:t xml:space="preserve"> 0 1 e alla posizione 1 ci sarà 3 (la posizione dove si trovava quel carattere è data dall’indice del ciclo for</w:t>
+      </w:r>
+      <w:r>
+        <w:t xml:space="preserve">. </w:t>
+      </w:r>
+      <w:r>
+        <w:t xml:space="preserve">E quindi aggiorna la </w:t>
+      </w:r>
+      <w:proofErr w:type="spellStart"/>
+      <w:r>
+        <w:t>parolaClientAttuale</w:t>
+      </w:r>
+      <w:proofErr w:type="spellEnd"/>
+      <w:r>
+        <w:t xml:space="preserve"> mettendo a quell’indice dell’array della </w:t>
+      </w:r>
+      <w:proofErr w:type="spellStart"/>
+      <w:r>
+        <w:t>parolaCLientAttuale</w:t>
+      </w:r>
+      <w:proofErr w:type="spellEnd"/>
+      <w:r>
+        <w:t xml:space="preserve"> il carattere (se giusto)</w:t>
+      </w:r>
+      <w:r>
+        <w:t xml:space="preserve">. Se non restituisce -1 allora aggiungiamo quel carattere all’array </w:t>
+      </w:r>
+      <w:proofErr w:type="spellStart"/>
+      <w:r>
+        <w:t>lettereInviateCorrette</w:t>
+      </w:r>
+      <w:proofErr w:type="spellEnd"/>
+      <w:r>
+        <w:t xml:space="preserve"> altrimenti lo aggiungiamo a </w:t>
+      </w:r>
+      <w:proofErr w:type="spellStart"/>
+      <w:r>
+        <w:t>lettereInviateSbagliate</w:t>
+      </w:r>
+      <w:proofErr w:type="spellEnd"/>
+      <w:r>
+        <w:t xml:space="preserve"> e scaliamo la vita. La logica sarebbe questa: </w:t>
+      </w:r>
+    </w:p>
+    <w:p>
+      <w:r>
+        <w:t xml:space="preserve">Parola CASA: il client invia la lettera a -&gt; controllo sul server se la a è dentro </w:t>
+      </w:r>
+      <w:proofErr w:type="spellStart"/>
+      <w:r>
+        <w:t>parolaDaIndovinare</w:t>
+      </w:r>
+      <w:proofErr w:type="spellEnd"/>
+      <w:r>
+        <w:t xml:space="preserve"> -&gt; </w:t>
+      </w:r>
+      <w:proofErr w:type="gramStart"/>
+      <w:r>
+        <w:t>si restituisco</w:t>
+      </w:r>
+      <w:proofErr w:type="gramEnd"/>
+      <w:r>
+        <w:t xml:space="preserve"> dal metodo un array </w:t>
+      </w:r>
+      <w:proofErr w:type="spellStart"/>
+      <w:r>
+        <w:t>inidiciLettere</w:t>
+      </w:r>
+      <w:proofErr w:type="spellEnd"/>
+      <w:r>
+        <w:t xml:space="preserve"> [1, 3] allora controllo se </w:t>
+      </w:r>
+      <w:proofErr w:type="spellStart"/>
+      <w:proofErr w:type="gramStart"/>
+      <w:r>
+        <w:t>indiciLettere</w:t>
+      </w:r>
+      <w:proofErr w:type="spellEnd"/>
+      <w:r>
+        <w:t>[</w:t>
+      </w:r>
+      <w:proofErr w:type="gramEnd"/>
+      <w:r>
+        <w:t>0] = -1 -&gt; se == -1 allora scalo la vita</w:t>
+      </w:r>
+      <w:r>
+        <w:t xml:space="preserve"> e controllo se ora le vite sono a 0. In quel caso inviamo il </w:t>
+      </w:r>
+      <w:proofErr w:type="spellStart"/>
+      <w:r>
+        <w:t>socket</w:t>
+      </w:r>
+      <w:proofErr w:type="spellEnd"/>
+      <w:r>
+        <w:t xml:space="preserve"> con messaggio Zero vite rimaste, hai perso!</w:t>
+      </w:r>
+      <w:r>
+        <w:t xml:space="preserve"> e aggiungo il </w:t>
+      </w:r>
+      <w:proofErr w:type="spellStart"/>
+      <w:r>
+        <w:t>char</w:t>
+      </w:r>
+      <w:proofErr w:type="spellEnd"/>
+      <w:r>
+        <w:t xml:space="preserve"> del client a </w:t>
+      </w:r>
+      <w:proofErr w:type="spellStart"/>
+      <w:r>
+        <w:t>lettereInviateSbagliate</w:t>
+      </w:r>
+      <w:proofErr w:type="spellEnd"/>
+      <w:r>
+        <w:t xml:space="preserve"> -&gt; altrimenti aggiungo il </w:t>
+      </w:r>
+      <w:proofErr w:type="spellStart"/>
+      <w:r>
+        <w:t>char</w:t>
+      </w:r>
+      <w:proofErr w:type="spellEnd"/>
+      <w:r>
+        <w:t xml:space="preserve"> a </w:t>
+      </w:r>
+      <w:proofErr w:type="spellStart"/>
+      <w:r>
+        <w:t>lettereInviateCorrette</w:t>
+      </w:r>
+      <w:proofErr w:type="spellEnd"/>
+      <w:r>
+        <w:t xml:space="preserve"> e </w:t>
+      </w:r>
+      <w:proofErr w:type="spellStart"/>
+      <w:r>
+        <w:t>parolaAttualeClient</w:t>
+      </w:r>
+      <w:proofErr w:type="spellEnd"/>
+      <w:r>
+        <w:t xml:space="preserve"> negli indici dell’array metto il </w:t>
+      </w:r>
+      <w:proofErr w:type="spellStart"/>
+      <w:r>
+        <w:t>char</w:t>
+      </w:r>
+      <w:proofErr w:type="spellEnd"/>
+      <w:r>
+        <w:t xml:space="preserve"> del client.</w:t>
+      </w:r>
+      <w:r>
+        <w:t xml:space="preserve"> Prima di inviare il </w:t>
+      </w:r>
+      <w:proofErr w:type="spellStart"/>
+      <w:r>
+        <w:t>socket</w:t>
+      </w:r>
+      <w:proofErr w:type="spellEnd"/>
+      <w:r>
+        <w:t xml:space="preserve"> controllare se la </w:t>
+      </w:r>
+      <w:proofErr w:type="spellStart"/>
+      <w:r>
+        <w:t>parolaAttualeClient</w:t>
+      </w:r>
+      <w:proofErr w:type="spellEnd"/>
+      <w:r>
+        <w:t xml:space="preserve"> è uguale a </w:t>
+      </w:r>
+      <w:proofErr w:type="spellStart"/>
+      <w:r>
+        <w:t>parolaDaIndovinare</w:t>
+      </w:r>
+      <w:proofErr w:type="spellEnd"/>
+      <w:r>
+        <w:t xml:space="preserve">. In quel caso il client ha vinto quindi inviamo il </w:t>
+      </w:r>
+      <w:proofErr w:type="spellStart"/>
+      <w:r>
+        <w:t>socket</w:t>
+      </w:r>
+      <w:proofErr w:type="spellEnd"/>
+      <w:r>
+        <w:t xml:space="preserve"> con scritto Parola indovinata, complimenti! </w:t>
+      </w:r>
+    </w:p>
+    <w:p>
+      <w:r>
+        <w:t xml:space="preserve">Se invece il client invia la parola completa al server controlliamo per ogni posizione dell’array che invia il client e ogni posizione dell’array </w:t>
+      </w:r>
+      <w:proofErr w:type="spellStart"/>
+      <w:r>
+        <w:t>parolaDaIndovinare</w:t>
+      </w:r>
+      <w:proofErr w:type="spellEnd"/>
+      <w:r>
+        <w:t xml:space="preserve">. Se sono tutte uguali allora ha vinto il client e inviare </w:t>
+      </w:r>
+      <w:proofErr w:type="spellStart"/>
+      <w:r>
+        <w:t>socket</w:t>
+      </w:r>
+      <w:proofErr w:type="spellEnd"/>
+      <w:r>
+        <w:t xml:space="preserve"> come scritto prima.</w:t>
+      </w:r>
+      <w:r>
+        <w:t xml:space="preserve"> Se la parola non è corretta scaliamo una vita e controlliamo se le vite sono a 0. Se le vite sono a zero facciamo messaggio di sconfitta che ho scritto prima. Fai un metodo per controllare se le vite sono a 0 e per mostrare quindi il relativo messaggio. Se si invia una parola che è già stata inserita (controlliamo la parola che invia il client con tutte le parole dell’array </w:t>
+      </w:r>
+      <w:proofErr w:type="spellStart"/>
+      <w:r>
+        <w:t>paroleInviate</w:t>
+      </w:r>
+      <w:proofErr w:type="spellEnd"/>
+      <w:r>
+        <w:t xml:space="preserve">). Se la parola è gia stata inviata allora mostriamo messaggio (tramite </w:t>
+      </w:r>
+      <w:proofErr w:type="spellStart"/>
+      <w:r>
+        <w:t>socket</w:t>
+      </w:r>
+      <w:proofErr w:type="spellEnd"/>
+      <w:r>
+        <w:t>) che scrive parola gia inviata mandane un'altra.</w:t>
+      </w:r>
+    </w:p>
+    <w:p>
+      <w:r>
+        <w:t>Messaggio dal server al client se il carattere era gia stato inviato:</w:t>
+      </w:r>
+    </w:p>
+    <w:p>
+      <w:r>
+        <w:t>La lettera inviata era già stata inviata, inviane un’altra!</w:t>
+      </w:r>
+    </w:p>
+    <w:p>
+      <w:r>
+        <w:t>Messaggio da server al client se il carattere non era gia stato inviato:</w:t>
+      </w:r>
+    </w:p>
+    <w:p>
+      <w:r>
         <w:lastRenderedPageBreak/>
-        <w:t>per la grafica sei libero basta che sia semplice e chiara usa jpanel</w:t>
-      </w:r>
-      <w:r>
-        <w:t xml:space="preserve"> non usare metodi diffiili di jpanel fai cose semplici e fai un solo pannello</w:t>
-      </w:r>
+        <w:t xml:space="preserve">La lettera: </w:t>
+      </w:r>
+      <w:proofErr w:type="spellStart"/>
+      <w:r>
+        <w:t>letterainviatadaclientaserver</w:t>
+      </w:r>
+      <w:proofErr w:type="spellEnd"/>
+      <w:r>
+        <w:t xml:space="preserve"> è corretta/</w:t>
+      </w:r>
+      <w:proofErr w:type="gramStart"/>
+      <w:r>
+        <w:t>sbagliata(</w:t>
+      </w:r>
+      <w:proofErr w:type="gramEnd"/>
+      <w:r>
+        <w:t xml:space="preserve">a seconda della verifica fatta in precedenza, possiamo mettere una variabile temporanea </w:t>
+      </w:r>
+      <w:proofErr w:type="spellStart"/>
+      <w:r>
+        <w:t>boolean</w:t>
+      </w:r>
+      <w:proofErr w:type="spellEnd"/>
+      <w:r>
+        <w:t xml:space="preserve">), vite attuali: vite, stato attuale della parola: </w:t>
+      </w:r>
+      <w:proofErr w:type="spellStart"/>
+      <w:r>
+        <w:t>parolaClientAttuale</w:t>
+      </w:r>
+      <w:proofErr w:type="spellEnd"/>
+      <w:r>
+        <w:t xml:space="preserve">. Lettere corrette Inviate fino ad ora: </w:t>
+      </w:r>
+      <w:proofErr w:type="spellStart"/>
+      <w:r>
+        <w:t>lettereInviateCorrette</w:t>
+      </w:r>
+      <w:proofErr w:type="spellEnd"/>
+      <w:r>
+        <w:t xml:space="preserve">, lettere sbagliate inviate fino ad ora </w:t>
+      </w:r>
+      <w:proofErr w:type="spellStart"/>
+      <w:r>
+        <w:t>lettereInviateSbagliate</w:t>
+      </w:r>
+      <w:proofErr w:type="spellEnd"/>
     </w:p>
     <w:p/>
     <w:p>
       <w:r>
-        <w:t>la parola il server l</w:t>
-      </w:r>
-      <w:r>
-        <w:t xml:space="preserve">a ha </w:t>
-      </w:r>
-      <w:r>
-        <w:t>come arraylist di caratteri</w:t>
-      </w:r>
-      <w:r>
-        <w:t xml:space="preserve"> cosi che per controllare se il client ha inserito una lettera corretta abbiamo i metodi di arraylist</w:t>
-      </w:r>
-    </w:p>
-    <w:p>
-      <w:r>
-        <w:t>il client per prendere le informazioni delle: vite, lettere inviate, parole inviate fa chiamate al server ogni volta quindi è il server ad immagazzinare i dati, mai il client</w:t>
+        <w:t xml:space="preserve">Messaggio del </w:t>
+      </w:r>
+      <w:proofErr w:type="spellStart"/>
+      <w:r>
+        <w:t>socket</w:t>
+      </w:r>
+      <w:proofErr w:type="spellEnd"/>
+      <w:r>
+        <w:t xml:space="preserve"> dal client al server: o un carattere (sarebbe la lettera) oppure una parola (sarebbe il caso in cui il client cerca di indovinare la parola). Per capire se una lettera o una parola vediamo la lunghezza del messaggio inviato dal client</w:t>
+      </w:r>
+    </w:p>
+    <w:p>
+      <w:r>
+        <w:t>Controllo della parola</w:t>
       </w:r>
     </w:p>
     <w:p/>
     <w:p>
       <w:r>
-        <w:t>metodi:</w:t>
-      </w:r>
-    </w:p>
-    <w:p>
-      <w:r>
-        <w:t>Il controllo della lettera viene svolto (nel server) nella seguente maniera:</w:t>
-      </w:r>
-      <w:r>
-        <w:t xml:space="preserve"> si prende la lettera inserita dal client tramite la comunicazione client server. La lettera che viene mandata è un char, la parola esatta è un arraylist di char. </w:t>
-      </w:r>
-      <w:r>
-        <w:t xml:space="preserve">Per prima cosa controlliamo se nell’arraylist delle lettere gia mandate verso il client di Lettere ce gia una Lettera.carattereLettera che equivale al nostro carattere. Se si si mostra un mesaggio di errore che dice che quella lettera è gia stata mandata e la fa reinserire senza fare altri controlli o altre istruzioni per quanto riguarda il server. Se la lettera non è ancora stata mandata invece bisogna controllare tramite il metodo di array list se la lettera fa parte della parola perche abbiamo detto che la parola è un arraylist di caratteri e la lettera che manda il client anche è un carattere. Controlliamo se è contenuta nella parola se si all’arraylist delle lettere gia inserite creiamo un nuovo oggetto Lettera dove mettiamo come carattereLettera il carattere della lettera e  mettiamo true l’attributo “corretta”. Poi mandiamo al client la risposta, ovvero se la lettera era giusta mostriamo un messaggio di successo e aggiorniamo la parola. Per aggiornare la parola facciamo che ogni volta il server manda un arraylist di caratteri. Come viene creato questo arraylist? Ogni volta abbiamo la situazione della parola del client e se mettiamo una lettera corretta tramite i metodi di arraylist controlliamo in quale indice dell’array sta e la mettiamo nella arraylist della parola da rimandare al client nello stesso indice. </w:t>
-      </w:r>
-      <w:r>
-        <w:t xml:space="preserve">Nelle parti dove la lettera ancora non è stata indovinata mettiamo il _. </w:t>
-      </w:r>
-    </w:p>
-    <w:p>
-      <w:r>
-        <w:t>Quando inseriamo una lettera dobiamo controllare se la parola che rimandiamo al client è uguale a quella da indovinare in quel caso il client ha vinto.</w:t>
+        <w:t xml:space="preserve">Quando scaliamo una vita controlliamo se siamo a 0. Se siamo a 0 il gioco </w:t>
+      </w:r>
+      <w:proofErr w:type="spellStart"/>
+      <w:r>
+        <w:t>finsce</w:t>
+      </w:r>
+      <w:proofErr w:type="spellEnd"/>
+      <w:r>
+        <w:t xml:space="preserve"> e mostriamo sulla schermata la sconfitta e scriviamo la parola corretta che era.</w:t>
+      </w:r>
+    </w:p>
+    <w:p>
+      <w:r>
+        <w:br/>
+      </w:r>
+      <w:r>
+        <w:br/>
+        <w:t xml:space="preserve">ad ogni inserimento dopo che facciamo </w:t>
+      </w:r>
+      <w:proofErr w:type="spellStart"/>
+      <w:r>
+        <w:t>socket</w:t>
+      </w:r>
+      <w:proofErr w:type="spellEnd"/>
+      <w:r>
+        <w:t xml:space="preserve"> </w:t>
+      </w:r>
+      <w:r>
+        <w:t xml:space="preserve">se la lettera o la parola era </w:t>
+      </w:r>
+      <w:proofErr w:type="spellStart"/>
+      <w:r>
+        <w:t>sbagiata</w:t>
+      </w:r>
+      <w:proofErr w:type="spellEnd"/>
+      <w:r>
+        <w:t xml:space="preserve"> e quindi non ci sono errori i campi di </w:t>
+      </w:r>
+      <w:proofErr w:type="spellStart"/>
+      <w:r>
+        <w:t>insreimento</w:t>
+      </w:r>
+      <w:proofErr w:type="spellEnd"/>
+      <w:r>
+        <w:t xml:space="preserve"> devono tornare vuoti e si devono aggiornare le parti che contengono lettere giuste e sbagliate e parole sbagliate e vite aggiornate.</w:t>
       </w:r>
     </w:p>
     <w:p/>
     <w:p>
       <w:r>
-        <w:t>Controllo della parola</w:t>
-      </w:r>
-    </w:p>
-    <w:p>
-      <w:r>
-        <w:t>Quando il client manda al server la parola completa come arraylist di caratteri controlliamo se coincide all’array list della parola da indovinare se si mostriamo sulla schermata la vittoria  altrimenti scaliamo una vita.</w:t>
-      </w:r>
-      <w:r>
-        <w:t xml:space="preserve"> Prima di controllare se la parola è giusta o meno e se scalare la vita o mostrare schermata vittoria dobbiamo conrollare se la parola è già stata inserita e se si mostrare errore nel client con una stringa che dice parola gia inserita e ne fa inserire un'altra. Altrimenti contorllare se la parola è giusta sbagliata come indicato sopra.</w:t>
+        <w:t xml:space="preserve">Tutto viene messo in lettere MAIUSCOLE sia nel </w:t>
+      </w:r>
+      <w:proofErr w:type="spellStart"/>
+      <w:r>
+        <w:t>frontend</w:t>
+      </w:r>
+      <w:proofErr w:type="spellEnd"/>
+      <w:r>
+        <w:t xml:space="preserve"> che nel </w:t>
+      </w:r>
+      <w:proofErr w:type="spellStart"/>
+      <w:r>
+        <w:t>backend</w:t>
+      </w:r>
+      <w:proofErr w:type="spellEnd"/>
+      <w:r>
+        <w:t xml:space="preserve"> tutto in maiuscolo</w:t>
+      </w:r>
+      <w:r>
+        <w:t xml:space="preserve"> anche nel </w:t>
+      </w:r>
+      <w:proofErr w:type="spellStart"/>
+      <w:r>
+        <w:t>socket</w:t>
+      </w:r>
+      <w:proofErr w:type="spellEnd"/>
+      <w:r>
+        <w:t xml:space="preserve"> e negli array. Per fare ciò quando chiamiamo il </w:t>
+      </w:r>
+      <w:proofErr w:type="spellStart"/>
+      <w:r>
+        <w:t>socket</w:t>
+      </w:r>
+      <w:proofErr w:type="spellEnd"/>
+      <w:r>
+        <w:t xml:space="preserve"> passiamo tutto con </w:t>
+      </w:r>
+      <w:proofErr w:type="spellStart"/>
+      <w:r>
+        <w:t>uppercase</w:t>
+      </w:r>
+      <w:proofErr w:type="spellEnd"/>
+      <w:r>
+        <w:t>.</w:t>
+      </w:r>
+      <w:r>
+        <w:t xml:space="preserve"> Per mettere maiuscolo c’è un metodo di java</w:t>
       </w:r>
     </w:p>
     <w:p/>
     <w:p>
       <w:r>
-        <w:t>Quando scaliamo una vita controlliamo se siamo a 0. Se siamo a 0 il gioco finsce e mostriamo sulla schermata la sconfitta e scriviamo la parola corretta che era.</w:t>
-      </w:r>
-    </w:p>
-    <w:p>
-      <w:r>
-        <w:t>CLASSE LETTERA attributi char carattereLettera boolean giusta metodi getcarattereLettera getGiusta</w:t>
+        <w:t xml:space="preserve">Il client ricava la lunghezza dalla parola </w:t>
+      </w:r>
+      <w:proofErr w:type="spellStart"/>
+      <w:r>
+        <w:t>perche</w:t>
+      </w:r>
+      <w:proofErr w:type="spellEnd"/>
+      <w:r>
+        <w:t xml:space="preserve"> quando creiamo il gioco il server manda al client la parola attuale che ha il client che si chiama parola client _ _ _ _ _</w:t>
       </w:r>
     </w:p>
     <w:p/>
     <w:p>
       <w:r>
+        <w:t xml:space="preserve">Il server deve creare un </w:t>
+      </w:r>
+      <w:r>
+        <w:t xml:space="preserve">array di </w:t>
+      </w:r>
+      <w:r>
+        <w:t xml:space="preserve">oggetto </w:t>
+      </w:r>
+      <w:r>
+        <w:t xml:space="preserve">giocatore con gli attributi detti all’inizio metodi </w:t>
+      </w:r>
+      <w:proofErr w:type="spellStart"/>
+      <w:r>
+        <w:t>get</w:t>
+      </w:r>
+      <w:proofErr w:type="spellEnd"/>
+      <w:r>
+        <w:t xml:space="preserve"> per tutti i suoi attributi e set (quando settiamo gli array delle lettere sbagliate e giuste mettiamoli in orine alfabetico).</w:t>
+      </w:r>
+    </w:p>
+    <w:p/>
+    <w:p>
+      <w:r>
+        <w:t xml:space="preserve">Siccome il gioco è </w:t>
+      </w:r>
+      <w:proofErr w:type="spellStart"/>
+      <w:r>
+        <w:t>monoclient</w:t>
+      </w:r>
+      <w:proofErr w:type="spellEnd"/>
+      <w:r>
+        <w:t xml:space="preserve"> il server prima finisce la partita con un client, una volta finita controlla se ha altre richieste. Alla fine della partita del client chiedere se vuole rigiocare.</w:t>
+      </w:r>
+    </w:p>
+    <w:p/>
+    <w:p>
+      <w:r>
+        <w:lastRenderedPageBreak/>
+        <w:t xml:space="preserve">Le parole le mettiamo su un array di stringhe </w:t>
+      </w:r>
+      <w:proofErr w:type="gramStart"/>
+      <w:r>
+        <w:t>e</w:t>
+      </w:r>
+      <w:proofErr w:type="gramEnd"/>
+      <w:r>
+        <w:t xml:space="preserve"> entriamo nella posizione con indice = random e random lo generiamo tra 0 e 3</w:t>
+      </w:r>
+      <w:r>
+        <w:t>8</w:t>
+      </w:r>
+      <w:r>
+        <w:t xml:space="preserve">. </w:t>
+      </w:r>
+      <w:proofErr w:type="gramStart"/>
+      <w:r>
+        <w:t>Cosi</w:t>
+      </w:r>
+      <w:proofErr w:type="gramEnd"/>
+      <w:r>
+        <w:t xml:space="preserve"> facendo scegliamo la parola che deve </w:t>
+      </w:r>
+      <w:proofErr w:type="spellStart"/>
+      <w:r>
+        <w:t>inodivinare</w:t>
+      </w:r>
+      <w:proofErr w:type="spellEnd"/>
+      <w:r>
+        <w:t xml:space="preserve"> il client.</w:t>
+      </w:r>
+    </w:p>
+    <w:p>
+      <w:r>
+        <w:t>COMPUTER</w:t>
+      </w:r>
+    </w:p>
+    <w:p>
+      <w:r>
+        <w:t>CARTELLA</w:t>
+      </w:r>
+    </w:p>
+    <w:p>
+      <w:r>
+        <w:t>TASTIERA</w:t>
+      </w:r>
+    </w:p>
+    <w:p>
+      <w:r>
+        <w:t>PROCESSORE</w:t>
+      </w:r>
+    </w:p>
+    <w:p>
+      <w:r>
+        <w:t>MOUSE</w:t>
+      </w:r>
+    </w:p>
+    <w:p>
+      <w:r>
+        <w:t>PROGRAMMA</w:t>
+      </w:r>
+    </w:p>
+    <w:p>
+      <w:r>
+        <w:t>MONITOR</w:t>
+      </w:r>
+    </w:p>
+    <w:p>
+      <w:r>
+        <w:t>PASSWORD</w:t>
+      </w:r>
+    </w:p>
+    <w:p>
+      <w:r>
+        <w:t>STAMPANTE</w:t>
+      </w:r>
+    </w:p>
+    <w:p>
+      <w:r>
+        <w:t>INTERNET</w:t>
+      </w:r>
+    </w:p>
+    <w:p>
+      <w:r>
+        <w:t>BROWSER</w:t>
+      </w:r>
+    </w:p>
+    <w:p>
+      <w:r>
+        <w:t>SCHERMO</w:t>
+      </w:r>
+    </w:p>
+    <w:p>
+      <w:r>
+        <w:t>SERVER</w:t>
+      </w:r>
+    </w:p>
+    <w:p>
+      <w:r>
+        <w:t>TABLET</w:t>
+      </w:r>
+    </w:p>
+    <w:p>
+      <w:r>
+        <w:t>CLIENT</w:t>
+      </w:r>
+    </w:p>
+    <w:p>
+      <w:r>
+        <w:t>SMARTPHONE</w:t>
+      </w:r>
+    </w:p>
+    <w:p>
+      <w:r>
+        <w:t>RETE</w:t>
+      </w:r>
+    </w:p>
+    <w:p>
+      <w:r>
+        <w:t>PORTATILE</w:t>
+      </w:r>
+    </w:p>
+    <w:p>
+      <w:r>
+        <w:t>ROUTER</w:t>
+      </w:r>
+    </w:p>
+    <w:p>
+      <w:r>
+        <w:t>SOFTWARE</w:t>
+      </w:r>
+    </w:p>
+    <w:p>
+      <w:r>
+        <w:t>DATABASE</w:t>
+      </w:r>
+    </w:p>
+    <w:p>
+      <w:r>
+        <w:t>HARDWARE</w:t>
+      </w:r>
+    </w:p>
+    <w:p>
+      <w:r>
+        <w:t>TABELLA</w:t>
+      </w:r>
+    </w:p>
+    <w:p>
+      <w:r>
+        <w:t>CODICE</w:t>
+      </w:r>
+    </w:p>
+    <w:p>
+      <w:r>
+        <w:t>PIXEL</w:t>
+      </w:r>
+    </w:p>
+    <w:p>
+      <w:r>
+        <w:t>PYTHON</w:t>
+      </w:r>
+    </w:p>
+    <w:p>
+      <w:r>
+        <w:lastRenderedPageBreak/>
+        <w:t>VIDE</w:t>
+      </w:r>
+      <w:r>
+        <w:t>O</w:t>
+      </w:r>
+    </w:p>
+    <w:p>
+      <w:r>
+        <w:t>JAVA</w:t>
+      </w:r>
+    </w:p>
+    <w:p>
+      <w:r>
+        <w:t>AUDIO</w:t>
+      </w:r>
+    </w:p>
+    <w:p>
+      <w:r>
+        <w:t>FLUTTER</w:t>
+      </w:r>
+    </w:p>
+    <w:p>
+      <w:r>
+        <w:t>DOWNLOAD</w:t>
+      </w:r>
+    </w:p>
+    <w:p>
+      <w:r>
+        <w:t>FILE</w:t>
+      </w:r>
+    </w:p>
+    <w:p>
+      <w:r>
+        <w:t>UPLOAD</w:t>
+      </w:r>
+    </w:p>
+    <w:p>
+      <w:r>
+        <w:t>FOLDER</w:t>
+      </w:r>
+    </w:p>
+    <w:p>
+      <w:r>
+        <w:t>VIRUS</w:t>
+      </w:r>
+    </w:p>
+    <w:p>
+      <w:r>
+        <w:t>GIOCO</w:t>
+      </w:r>
+    </w:p>
+    <w:p>
+      <w:r>
+        <w:t>ANTIVIRUS</w:t>
+      </w:r>
+    </w:p>
+    <w:p>
+      <w:r>
+        <w:t>APP</w:t>
+      </w:r>
+    </w:p>
+    <w:p>
+      <w:r>
+        <w:t>ALGORITMO</w:t>
+      </w:r>
+    </w:p>
+    <w:p/>
+    <w:p>
+      <w:r>
+        <w:t>La parola presente su quell’indice è la parola che l’utente dovrà indovinare e la mettiamo nell’oggetto.</w:t>
+      </w:r>
+    </w:p>
+    <w:p/>
+    <w:p>
+      <w:r>
+        <w:t xml:space="preserve">Se dopo un giocatore abbiamo un altro giocatore dobbiamo fare un nuovo oggetto </w:t>
+      </w:r>
+      <w:proofErr w:type="spellStart"/>
+      <w:r>
+        <w:t>Gicoatore</w:t>
+      </w:r>
+      <w:proofErr w:type="spellEnd"/>
+      <w:r>
+        <w:t xml:space="preserve">. Quindi facciamo </w:t>
+      </w:r>
+      <w:proofErr w:type="spellStart"/>
+      <w:r>
+        <w:t>arraylist</w:t>
+      </w:r>
+      <w:proofErr w:type="spellEnd"/>
+      <w:r>
+        <w:t xml:space="preserve"> di Giocatore lo chiamiamo giocatori e ogni volta che giochiamo usiamo </w:t>
+      </w:r>
+      <w:proofErr w:type="spellStart"/>
+      <w:proofErr w:type="gramStart"/>
+      <w:r>
+        <w:t>giocatori.size</w:t>
+      </w:r>
+      <w:proofErr w:type="spellEnd"/>
+      <w:proofErr w:type="gramEnd"/>
+      <w:r>
+        <w:t xml:space="preserve"> - 1 </w:t>
+      </w:r>
+      <w:proofErr w:type="gramStart"/>
+      <w:r>
+        <w:t>cosi</w:t>
+      </w:r>
+      <w:proofErr w:type="gramEnd"/>
+      <w:r>
+        <w:t xml:space="preserve"> che prendiamo sempre l’</w:t>
+      </w:r>
+      <w:proofErr w:type="spellStart"/>
+      <w:r>
+        <w:t>ulitmo</w:t>
+      </w:r>
+      <w:proofErr w:type="spellEnd"/>
+      <w:r>
+        <w:t xml:space="preserve"> giocatore</w:t>
+      </w:r>
+    </w:p>
+    <w:p/>
+    <w:p>
+      <w:r>
+        <w:t>COME INVIARE MESSAGGI TRAMITE SOCKET DA CLIENT A SERVER E VICEVERSA</w:t>
+      </w:r>
+      <w:r>
         <w:br/>
+        <w:t xml:space="preserve">gli array li convertiamo in stringhe e il messaggio lo mandiamo interamente come stringa unica. </w:t>
+      </w:r>
+      <w:r>
+        <w:tab/>
+        <w:t xml:space="preserve">Quindi usa il modello </w:t>
+      </w:r>
+      <w:r>
+        <w:t>client server</w:t>
+      </w:r>
+      <w:r>
+        <w:t xml:space="preserve"> che ti ho mandato all’inizio.</w:t>
+      </w:r>
+    </w:p>
+    <w:p/>
+    <w:p>
+      <w:r>
+        <w:t>COME DISTINGUERE SE IL CLIENT MANDA UNA PAROLA O UNA LETTERA</w:t>
+      </w:r>
+    </w:p>
+    <w:p>
+      <w:r>
+        <w:t xml:space="preserve">Prendi il </w:t>
+      </w:r>
+      <w:proofErr w:type="spellStart"/>
+      <w:r>
+        <w:t>mesaggio</w:t>
+      </w:r>
+      <w:proofErr w:type="spellEnd"/>
+      <w:r>
+        <w:t xml:space="preserve"> controlli la sua lunghezza e se la lunghezza è uno vuol dire che è un carattere, se invece è uguale alla lunghezza della </w:t>
+      </w:r>
+      <w:proofErr w:type="spellStart"/>
+      <w:r>
+        <w:t>paroladaindovinare</w:t>
+      </w:r>
+      <w:proofErr w:type="spellEnd"/>
+      <w:r>
+        <w:t xml:space="preserve"> vuol dire che sta inviando una parola. Altrimenti chiedi di rimandare </w:t>
+      </w:r>
+      <w:proofErr w:type="spellStart"/>
+      <w:r>
+        <w:t>perche</w:t>
+      </w:r>
+      <w:proofErr w:type="spellEnd"/>
+      <w:r>
+        <w:t xml:space="preserve"> quanto inserito non era corretto.</w:t>
+      </w:r>
+    </w:p>
+    <w:p/>
+    <w:p>
+      <w:r>
+        <w:lastRenderedPageBreak/>
+        <w:t>SE VIENE INVIATA UNA PAROLA GIA INVIATA IN PRECEDENZA ALLORA:</w:t>
       </w:r>
       <w:r>
         <w:br/>
-        <w:t>ad ogni inserimento dopo che facciamo la chiamata se la lettera o la parola era sbagiata e quindi non ci sono errori i campi di insreimento devono tornare vuoti e si devono aggiornare le parti che contengono lettere giuste e sbagliate e parole sbagliate e vite aggiornate.</w:t>
+        <w:t>non scaliamo la vita, chiediamo di rinviarla</w:t>
+      </w:r>
+      <w:r>
+        <w:br/>
+      </w:r>
+      <w:r>
+        <w:br/>
+        <w:t xml:space="preserve">SI CAPISCE CHE LA PARTITA </w:t>
+      </w:r>
+      <w:proofErr w:type="gramStart"/>
+      <w:r>
+        <w:t>E’</w:t>
+      </w:r>
+      <w:proofErr w:type="gramEnd"/>
+      <w:r>
+        <w:t xml:space="preserve"> FINITA QUANDO LE VITE SONO A 0.</w:t>
       </w:r>
     </w:p>
     <w:p/>
     <w:p>
       <w:r>
-        <w:t>Tutto viene messo in lettere MAIUSCOLE sia nel frontend che nel backend tutto in maiuscolo</w:t>
+        <w:t xml:space="preserve">GESTIONE DEL SERVER: </w:t>
+      </w:r>
+      <w:r>
+        <w:rPr>
+          <w:b/>
+          <w:bCs/>
+        </w:rPr>
+        <w:t>Strada B:</w:t>
+      </w:r>
+      <w:r>
+        <w:t xml:space="preserve"> dopo che il client ha risposto NO, il server chiude solo la connessione con quel client e </w:t>
+      </w:r>
+      <w:r>
+        <w:rPr>
+          <w:b/>
+          <w:bCs/>
+        </w:rPr>
+        <w:t xml:space="preserve">torna in </w:t>
+      </w:r>
+      <w:proofErr w:type="spellStart"/>
+      <w:proofErr w:type="gramStart"/>
+      <w:r>
+        <w:rPr>
+          <w:b/>
+          <w:bCs/>
+        </w:rPr>
+        <w:t>accept</w:t>
+      </w:r>
+      <w:proofErr w:type="spellEnd"/>
+      <w:r>
+        <w:rPr>
+          <w:b/>
+          <w:bCs/>
+        </w:rPr>
+        <w:t>(</w:t>
+      </w:r>
+      <w:proofErr w:type="gramEnd"/>
+      <w:r>
+        <w:rPr>
+          <w:b/>
+          <w:bCs/>
+        </w:rPr>
+        <w:t>)</w:t>
+      </w:r>
+      <w:r>
+        <w:t xml:space="preserve">, in attesa del prossimo. Questo richiede di non chiudere il </w:t>
+      </w:r>
+      <w:proofErr w:type="spellStart"/>
+      <w:r>
+        <w:t>ServerSocket</w:t>
+      </w:r>
+      <w:proofErr w:type="spellEnd"/>
+      <w:r>
+        <w:t xml:space="preserve"> subito dopo il primo </w:t>
+      </w:r>
+      <w:proofErr w:type="spellStart"/>
+      <w:proofErr w:type="gramStart"/>
+      <w:r>
+        <w:t>accept</w:t>
+      </w:r>
+      <w:proofErr w:type="spellEnd"/>
+      <w:r>
+        <w:t>(</w:t>
+      </w:r>
+      <w:proofErr w:type="gramEnd"/>
+      <w:r>
+        <w:t xml:space="preserve">), e il server si ferma solo quando lo chiudi a mano (per esempio con </w:t>
+      </w:r>
+      <w:proofErr w:type="spellStart"/>
+      <w:r>
+        <w:t>Ctrl+C</w:t>
+      </w:r>
+      <w:proofErr w:type="spellEnd"/>
+      <w:r>
+        <w:t>). Dalla frase "controlla se ha altre richieste, altrimenti chiude il servizio" sembra che tu intenda questa, ma non è chiaro: un server non può sapere se ci sono altre richieste senza restare in attesa.</w:t>
+      </w:r>
+      <w:r>
+        <w:t xml:space="preserve"> Farai quindi un </w:t>
+      </w:r>
+      <w:proofErr w:type="spellStart"/>
+      <w:r>
+        <w:t>while</w:t>
+      </w:r>
+      <w:proofErr w:type="spellEnd"/>
+      <w:r>
+        <w:t xml:space="preserve"> </w:t>
+      </w:r>
+      <w:proofErr w:type="spellStart"/>
+      <w:r>
+        <w:t>true</w:t>
+      </w:r>
+      <w:proofErr w:type="spellEnd"/>
+    </w:p>
+    <w:p>
+      <w:r>
+        <w:t xml:space="preserve">Separa la parte di creazione del </w:t>
+      </w:r>
+      <w:proofErr w:type="spellStart"/>
+      <w:r>
+        <w:t>socket</w:t>
+      </w:r>
+      <w:proofErr w:type="spellEnd"/>
+      <w:r>
+        <w:t xml:space="preserve"> e accettazione dalla logica del gioco, mettila in due metodi diversi e soprattutto gestisci la creazione dell’oggetto in questa maniera: </w:t>
+      </w:r>
+      <w:r>
+        <w:br/>
+        <w:t xml:space="preserve">quando accettiamo il client </w:t>
+      </w:r>
+      <w:proofErr w:type="spellStart"/>
+      <w:r>
+        <w:t>estraimao</w:t>
+      </w:r>
+      <w:proofErr w:type="spellEnd"/>
+      <w:r>
+        <w:t xml:space="preserve"> in maniera randomica la parola e creiamo oggetto giocatore che mettiamo nell</w:t>
+      </w:r>
+      <w:r>
+        <w:t>’</w:t>
+      </w:r>
+      <w:proofErr w:type="spellStart"/>
+      <w:r>
+        <w:t>a</w:t>
+      </w:r>
+      <w:r>
+        <w:t>rraylist</w:t>
+      </w:r>
+      <w:proofErr w:type="spellEnd"/>
+      <w:r>
+        <w:t xml:space="preserve"> giocatori. </w:t>
+      </w:r>
+      <w:r>
+        <w:t xml:space="preserve">Il giocatore viene istanziato subito dopo che si connette il client e abbiamo </w:t>
+      </w:r>
+      <w:proofErr w:type="spellStart"/>
+      <w:r>
+        <w:t>gennerato</w:t>
+      </w:r>
+      <w:proofErr w:type="spellEnd"/>
+      <w:r>
+        <w:t xml:space="preserve"> la parola da indovinare.</w:t>
       </w:r>
     </w:p>
     <w:p/>
     <w:p>
       <w:r>
-        <w:t>Il client ricava la lunghezza dalla parola perche quando creiamo il gioco il server manda al client la parola attuale che ha il client che si chiama parola client _ _ _ _ _</w:t>
+        <w:t xml:space="preserve">Quando il client finisce la partita dobbiamo chiedere se vuole rigiocare e se si </w:t>
+      </w:r>
+      <w:proofErr w:type="spellStart"/>
+      <w:r>
+        <w:t>rimandaimo</w:t>
+      </w:r>
+      <w:proofErr w:type="spellEnd"/>
+      <w:r>
+        <w:t xml:space="preserve"> un’altra richiesta al server che se non ne ha altre ci fa rigiocare la partita finisce quando le vite sono a 0 oppure quando il </w:t>
+      </w:r>
+      <w:proofErr w:type="spellStart"/>
+      <w:r>
+        <w:t>cilent</w:t>
+      </w:r>
+      <w:proofErr w:type="spellEnd"/>
+      <w:r>
+        <w:t xml:space="preserve"> </w:t>
+      </w:r>
+      <w:proofErr w:type="spellStart"/>
+      <w:r>
+        <w:t>indovnia</w:t>
+      </w:r>
+      <w:proofErr w:type="spellEnd"/>
+      <w:r>
+        <w:t xml:space="preserve"> la parola</w:t>
       </w:r>
     </w:p>
     <w:p/>
     <w:p>
       <w:r>
-        <w:t>Attributi del server</w:t>
-      </w:r>
-    </w:p>
-    <w:p>
-      <w:r>
-        <w:t>parolaClient _ _ _ _ _ _</w:t>
-      </w:r>
-    </w:p>
-    <w:p>
-      <w:r>
-        <w:t>viteClient 6</w:t>
-      </w:r>
-    </w:p>
-    <w:p>
-      <w:r>
-        <w:t>paroladaindovinare (arraylist)</w:t>
-      </w:r>
-    </w:p>
-    <w:p>
-      <w:r>
-        <w:t>lettereInviate (arraylist di letter)</w:t>
-      </w:r>
-    </w:p>
-    <w:p>
-      <w:r>
-        <w:t xml:space="preserve">paroleInviate (arraylist di </w:t>
-      </w:r>
-      <w:r>
-        <w:t>Parole</w:t>
-      </w:r>
-      <w:r>
-        <w:t>)</w:t>
-      </w:r>
-    </w:p>
-    <w:p/>
-    <w:p>
-      <w:r>
-        <w:t>Classe Parola</w:t>
-      </w:r>
-    </w:p>
-    <w:p>
-      <w:r>
-        <w:t>Arraylist di char</w:t>
+        <w:t xml:space="preserve">Per </w:t>
+      </w:r>
+      <w:proofErr w:type="spellStart"/>
+      <w:r>
+        <w:t>dividire</w:t>
+      </w:r>
+      <w:proofErr w:type="spellEnd"/>
+      <w:r>
+        <w:t xml:space="preserve"> i </w:t>
+      </w:r>
+      <w:proofErr w:type="spellStart"/>
+      <w:r>
+        <w:t>mesasggi</w:t>
+      </w:r>
+      <w:proofErr w:type="spellEnd"/>
+      <w:r>
+        <w:t xml:space="preserve"> del </w:t>
+      </w:r>
+      <w:proofErr w:type="spellStart"/>
+      <w:r>
+        <w:t>socket</w:t>
+      </w:r>
+      <w:proofErr w:type="spellEnd"/>
+      <w:r>
+        <w:t xml:space="preserve"> usiamo |</w:t>
       </w:r>
     </w:p>
     <w:sectPr>
@@ -924,7 +2121,6 @@
   <w:style w:type="character" w:default="1" w:styleId="Carpredefinitoparagrafo">
     <w:name w:val="Default Paragraph Font"/>
     <w:uiPriority w:val="1"/>
-    <w:semiHidden/>
     <w:unhideWhenUsed/>
   </w:style>
   <w:style w:type="table" w:default="1" w:styleId="Tabellanormale">
@@ -1554,4 +2750,16 @@
     </a:ext>
   </a:extLst>
 </a:theme>
+</file>
+
+<file path=customXml/item1.xml><?xml version="1.0" encoding="utf-8"?>
+<b:Sources xmlns:b="http://schemas.openxmlformats.org/officeDocument/2006/bibliography" xmlns="http://schemas.openxmlformats.org/officeDocument/2006/bibliography" SelectedStyle="\APASixthEditionOfficeOnline.xsl" StyleName="APA" Version="6"/>
+</file>
+
+<file path=customXml/itemProps1.xml><?xml version="1.0" encoding="utf-8"?>
+<ds:datastoreItem xmlns:ds="http://schemas.openxmlformats.org/officeDocument/2006/customXml" ds:itemID="{05BDB22D-A930-4B37-AFC2-6F9A8C7A01E5}">
+  <ds:schemaRefs>
+    <ds:schemaRef ds:uri="http://schemas.openxmlformats.org/officeDocument/2006/bibliography"/>
+  </ds:schemaRefs>
+</ds:datastoreItem>
 </file>